--- a/oracle/platform-suite-20261027/10_cantilever-operation-platform_悬挑式操作平台.docx
+++ b/oracle/platform-suite-20261027/10_cantilever-operation-platform_悬挑式操作平台.docx
@@ -2002,7 +2002,7 @@
                 <w:b w:val="0"/>
                 <w:sz w:val="21"/>
               </w:rPr>
-              <w:t>liftingRingInstalled</w:t>
+              <w:t>loadBearingRingInstalled</w:t>
             </w:r>
           </w:p>
         </w:tc>
@@ -2036,7 +2036,7 @@
                 <w:b w:val="0"/>
                 <w:sz w:val="21"/>
               </w:rPr>
-              <w:t>guardrailFullyEnclosed</w:t>
+              <w:t>liftingRingInstalled</w:t>
             </w:r>
           </w:p>
         </w:tc>
@@ -2138,7 +2138,7 @@
                 <w:b w:val="0"/>
                 <w:sz w:val="21"/>
               </w:rPr>
-              <w:t>loadBearingRingInstalled</w:t>
+              <w:t>guardrailFullyEnclosed</w:t>
             </w:r>
           </w:p>
         </w:tc>

--- a/oracle/platform-suite-20261027/10_cantilever-operation-platform_悬挑式操作平台.docx
+++ b/oracle/platform-suite-20261027/10_cantilever-operation-platform_悬挑式操作平台.docx
@@ -2002,7 +2002,41 @@
                 <w:b w:val="0"/>
                 <w:sz w:val="21"/>
               </w:rPr>
-              <w:t>loadBearingRingInstalled</w:t>
+              <w:t>guardrailFullyEnclosed</w:t>
+            </w:r>
+          </w:p>
+        </w:tc>
+        <w:tc>
+          <w:tcPr>
+            <w:tcW w:type="dxa" w:w="3402"/>
+          </w:tcPr>
+          <w:p>
+            <w:r/>
+            <w:r>
+              <w:rPr>
+                <w:rFonts w:ascii="宋体" w:hAnsi="宋体" w:eastAsia="宋体"/>
+                <w:b w:val="0"/>
+                <w:sz w:val="21"/>
+              </w:rPr>
+              <w:t>True</w:t>
+            </w:r>
+          </w:p>
+        </w:tc>
+      </w:tr>
+      <w:tr>
+        <w:tc>
+          <w:tcPr>
+            <w:tcW w:type="dxa" w:w="4535"/>
+          </w:tcPr>
+          <w:p>
+            <w:r/>
+            <w:r>
+              <w:rPr>
+                <w:rFonts w:ascii="宋体" w:hAnsi="宋体" w:eastAsia="宋体"/>
+                <w:b w:val="0"/>
+                <w:sz w:val="21"/>
+              </w:rPr>
+              <w:t>guardrailFixed</w:t>
             </w:r>
           </w:p>
         </w:tc>
@@ -2070,7 +2104,7 @@
                 <w:b w:val="0"/>
                 <w:sz w:val="21"/>
               </w:rPr>
-              <w:t>outerSideHigher</w:t>
+              <w:t>loadBearingRingInstalled</w:t>
             </w:r>
           </w:p>
         </w:tc>
@@ -2104,41 +2138,7 @@
                 <w:b w:val="0"/>
                 <w:sz w:val="21"/>
               </w:rPr>
-              <w:t>guardrailFixed</w:t>
-            </w:r>
-          </w:p>
-        </w:tc>
-        <w:tc>
-          <w:tcPr>
-            <w:tcW w:type="dxa" w:w="3402"/>
-          </w:tcPr>
-          <w:p>
-            <w:r/>
-            <w:r>
-              <w:rPr>
-                <w:rFonts w:ascii="宋体" w:hAnsi="宋体" w:eastAsia="宋体"/>
-                <w:b w:val="0"/>
-                <w:sz w:val="21"/>
-              </w:rPr>
-              <w:t>True</w:t>
-            </w:r>
-          </w:p>
-        </w:tc>
-      </w:tr>
-      <w:tr>
-        <w:tc>
-          <w:tcPr>
-            <w:tcW w:type="dxa" w:w="4535"/>
-          </w:tcPr>
-          <w:p>
-            <w:r/>
-            <w:r>
-              <w:rPr>
-                <w:rFonts w:ascii="宋体" w:hAnsi="宋体" w:eastAsia="宋体"/>
-                <w:b w:val="0"/>
-                <w:sz w:val="21"/>
-              </w:rPr>
-              <w:t>guardrailFullyEnclosed</w:t>
+              <w:t>outerSideHigher</w:t>
             </w:r>
           </w:p>
         </w:tc>
